--- a/Intermediate Report on Aging Risk Assessment.docx
+++ b/Intermediate Report on Aging Risk Assessment.docx
@@ -8,6 +8,7 @@
           <w:rFonts w:ascii="Arial" w:hAnsi="Arial" w:cs="Arial"/>
           <w:b/>
           <w:bCs/>
+          <w:lang w:val="en-US"/>
         </w:rPr>
       </w:pPr>
       <w:r>
@@ -24,28 +25,15 @@
       <w:pPr>
         <w:rPr>
           <w:rFonts w:ascii="Arial" w:hAnsi="Arial" w:cs="Arial"/>
-          <w:b/>
-          <w:bCs/>
-          <w:lang w:val="en-US"/>
-        </w:rPr>
-      </w:pPr>
-      <w:r>
-        <w:rPr>
-          <w:rFonts w:ascii="Arial" w:hAnsi="Arial" w:cs="Arial"/>
-          <w:b/>
-          <w:bCs/>
-          <w:lang w:val="en-US"/>
-        </w:rPr>
-        <w:t xml:space="preserve">1. </w:t>
-      </w:r>
-      <w:r>
-        <w:rPr>
-          <w:rFonts w:ascii="Arial" w:hAnsi="Arial" w:cs="Arial"/>
-          <w:b/>
-          <w:bCs/>
-          <w:lang w:val="en-US"/>
-        </w:rPr>
-        <w:t>About dataset:</w:t>
+          <w:lang w:val="en-US"/>
+        </w:rPr>
+      </w:pPr>
+      <w:r>
+        <w:rPr>
+          <w:rFonts w:ascii="Arial" w:hAnsi="Arial" w:cs="Arial"/>
+          <w:lang w:val="en-US"/>
+        </w:rPr>
+        <w:t>1. About dataset:</w:t>
       </w:r>
     </w:p>
     <w:p>
@@ -217,6 +205,7 @@
       <w:r>
         <w:rPr>
           <w:rFonts w:ascii="Arial" w:hAnsi="Arial" w:cs="Arial"/>
+          <w:noProof/>
           <w:lang w:val="en-US"/>
         </w:rPr>
         <w:drawing>
@@ -579,6 +568,7 @@
       <w:r>
         <w:rPr>
           <w:rFonts w:ascii="Arial" w:hAnsi="Arial" w:cs="Arial"/>
+          <w:noProof/>
           <w:lang w:val="en-US"/>
         </w:rPr>
         <w:drawing>
@@ -737,6 +727,7 @@
       <w:r>
         <w:rPr>
           <w:rFonts w:ascii="Arial" w:hAnsi="Arial" w:cs="Arial"/>
+          <w:noProof/>
           <w:lang w:val="en-US"/>
         </w:rPr>
         <w:drawing>
@@ -968,6 +959,7 @@
       <w:r>
         <w:rPr>
           <w:rFonts w:ascii="Arial" w:hAnsi="Arial" w:cs="Arial"/>
+          <w:noProof/>
           <w:lang w:val="en-US"/>
         </w:rPr>
         <w:drawing>
@@ -1024,16 +1016,7 @@
           <w:lang w:val="en-US"/>
         </w:rPr>
         <w:lastRenderedPageBreak/>
-        <w:t xml:space="preserve">3. </w:t>
-      </w:r>
-      <w:r>
-        <w:rPr>
-          <w:rFonts w:ascii="Arial" w:hAnsi="Arial" w:cs="Arial"/>
-          <w:b/>
-          <w:bCs/>
-          <w:lang w:val="en-US"/>
-        </w:rPr>
-        <w:t>Explanatory analysis</w:t>
+        <w:t>3. Explanatory analysis</w:t>
       </w:r>
     </w:p>
     <w:p>
@@ -1153,6 +1136,7 @@
       <w:r>
         <w:rPr>
           <w:rFonts w:ascii="Arial" w:hAnsi="Arial" w:cs="Arial"/>
+          <w:noProof/>
           <w:lang w:val="en-US"/>
         </w:rPr>
         <w:drawing>
